--- a/tracked_scripts/u1/m3/exitcheck/Module 3 - Teacher Reviewed Script (comparison reference).docx
+++ b/tracked_scripts/u1/m3/exitcheck/Module 3 - Teacher Reviewed Script (comparison reference).docx
@@ -117,6 +117,48 @@
     </w:p>
     <w:p>
       <w:pPr>
+        <w:spacing w:before="120" w:after="40"/>
+      </w:pPr>
+      <w:r>
+        <w:rPr>
+          <w:rFonts w:ascii="Calibri" w:hAnsi="Calibri"/>
+          <w:b/>
+          <w:i w:val="0"/>
+        </w:rPr>
+        <w:t xml:space="preserve">Building From: </w:t>
+      </w:r>
+      <w:r>
+        <w:rPr>
+          <w:rFonts w:ascii="Calibri" w:hAnsi="Calibri"/>
+          <w:b w:val="0"/>
+          <w:i w:val="0"/>
+        </w:rPr>
+        <w:t>Students learned THE critical leap: each symbol can represent multiple items (not just 1). They mastered scale of 2, including half-symbols for odd numbers. They understand that the KEY shows the SCALE and practiced "groups of 2" language. They can create scaled picture graphs and solve comparison and total problems using their graphs.</w:t>
+      </w:r>
+    </w:p>
+    <w:p>
+      <w:pPr>
+        <w:spacing w:before="40" w:after="40"/>
+      </w:pPr>
+      <w:r>
+        <w:rPr>
+          <w:rFonts w:ascii="Calibri" w:hAnsi="Calibri"/>
+          <w:b/>
+          <w:i w:val="0"/>
+        </w:rPr>
+        <w:t xml:space="preserve">Building Toward: </w:t>
+      </w:r>
+      <w:r>
+        <w:rPr>
+          <w:rFonts w:ascii="Calibri" w:hAnsi="Calibri"/>
+          <w:b w:val="0"/>
+          <w:i w:val="0"/>
+        </w:rPr>
+        <w:t>Students will apply their understanding of scaled graphs to a new format (bar graphs) AND a new scale (1:10). M3's bar graph introduction (same scale, new format) separates these two cognitive shifts—students will already be comfortable with bar format before M4 adds scale of 10\. Half-symbols return in M4 where half of 10 \= 5\. ---</w:t>
+      </w:r>
+    </w:p>
+    <w:p>
+      <w:pPr>
         <w:spacing w:before="160" w:after="0"/>
       </w:pPr>
     </w:p>
@@ -231,7 +273,7 @@
           <w:b/>
           <w:i w:val="0"/>
         </w:rPr>
-        <w:t xml:space="preserve">• Options:  </w:t>
+        <w:t xml:space="preserve">• Answer option (optional):  </w:t>
       </w:r>
       <w:r>
         <w:rPr>
@@ -241,7 +283,7 @@
           <w:color w:val="6E6E6E"/>
           <w:sz w:val="19"/>
         </w:rPr>
-        <w:t>The available answer choices</w:t>
+        <w:t>The available answer choice, nested under Prompt</w:t>
       </w:r>
     </w:p>
     <w:p>
@@ -382,9 +424,7 @@
         <w:rPr>
           <w:rFonts w:ascii="Calibri" w:hAnsi="Calibri"/>
           <w:b/>
-          <w:i/>
-          <w:color w:val="6E6E6E"/>
-          <w:sz w:val="19"/>
+          <w:i w:val="0"/>
         </w:rPr>
         <w:t xml:space="preserve">Visual: </w:t>
       </w:r>
@@ -392,9 +432,7 @@
         <w:rPr>
           <w:rFonts w:ascii="Calibri" w:hAnsi="Calibri"/>
           <w:b w:val="0"/>
-          <w:i/>
-          <w:color w:val="6E6E6E"/>
-          <w:sz w:val="19"/>
+          <w:i w:val="0"/>
         </w:rPr>
         <w:t>Horizontal data table appears. Favorite Drinks data. Juice=25, Milk=15, Water=30, Lemonade=20. Four categories visible.</w:t>
       </w:r>
@@ -523,7 +561,21 @@
     </w:p>
     <w:p>
       <w:pPr>
-        <w:spacing w:before="60" w:after="20"/>
+        <w:spacing w:before="80" w:after="40"/>
+        <w:ind w:left="0"/>
+      </w:pPr>
+      <w:r>
+        <w:rPr>
+          <w:rFonts w:ascii="Calibri" w:hAnsi="Calibri"/>
+          <w:b/>
+          <w:i w:val="0"/>
+        </w:rPr>
+        <w:t>Based on student response:</w:t>
+      </w:r>
+    </w:p>
+    <w:p>
+      <w:pPr>
+        <w:spacing w:before="40" w:after="20"/>
         <w:ind w:left="0"/>
       </w:pPr>
       <w:r>
@@ -568,8 +620,8 @@
     </w:p>
     <w:p>
       <w:pPr>
-        <w:spacing w:before="60" w:after="20"/>
-        <w:ind w:left="432"/>
+        <w:spacing w:before="40" w:after="20"/>
+        <w:ind w:left="0"/>
       </w:pPr>
       <w:r>
         <w:rPr>
@@ -592,15 +644,13 @@
     <w:p>
       <w:pPr>
         <w:spacing w:before="20" w:after="20"/>
-        <w:ind w:left="720"/>
+        <w:ind w:left="0"/>
       </w:pPr>
       <w:r>
         <w:rPr>
           <w:rFonts w:ascii="Calibri" w:hAnsi="Calibri"/>
           <w:b/>
-          <w:i/>
-          <w:color w:val="6E6E6E"/>
-          <w:sz w:val="19"/>
+          <w:i w:val="0"/>
         </w:rPr>
         <w:t xml:space="preserve">Visual: </w:t>
       </w:r>
@@ -608,9 +658,7 @@
         <w:rPr>
           <w:rFonts w:ascii="Calibri" w:hAnsi="Calibri"/>
           <w:b w:val="0"/>
-          <w:i/>
-          <w:color w:val="6E6E6E"/>
-          <w:sz w:val="19"/>
+          <w:i w:val="0"/>
         </w:rPr>
         <w:t>Juice category highlights on data table.</w:t>
       </w:r>
@@ -618,7 +666,7 @@
     <w:p>
       <w:pPr>
         <w:spacing w:before="20" w:after="20"/>
-        <w:ind w:left="720"/>
+        <w:ind w:left="0"/>
       </w:pPr>
       <w:r>
         <w:rPr>
@@ -639,8 +687,8 @@
     </w:p>
     <w:p>
       <w:pPr>
-        <w:spacing w:before="60" w:after="20"/>
-        <w:ind w:left="432"/>
+        <w:spacing w:before="40" w:after="20"/>
+        <w:ind w:left="0"/>
       </w:pPr>
       <w:r>
         <w:rPr>
@@ -663,15 +711,13 @@
     <w:p>
       <w:pPr>
         <w:spacing w:before="20" w:after="20"/>
-        <w:ind w:left="720"/>
+        <w:ind w:left="0"/>
       </w:pPr>
       <w:r>
         <w:rPr>
           <w:rFonts w:ascii="Calibri" w:hAnsi="Calibri"/>
           <w:b/>
-          <w:i/>
-          <w:color w:val="6E6E6E"/>
-          <w:sz w:val="19"/>
+          <w:i w:val="0"/>
         </w:rPr>
         <w:t xml:space="preserve">Visual: </w:t>
       </w:r>
@@ -679,9 +725,7 @@
         <w:rPr>
           <w:rFonts w:ascii="Calibri" w:hAnsi="Calibri"/>
           <w:b w:val="0"/>
-          <w:i/>
-          <w:color w:val="6E6E6E"/>
-          <w:sz w:val="19"/>
+          <w:i w:val="0"/>
         </w:rPr>
         <w:t>Juice category highlights on data table.</w:t>
       </w:r>
@@ -689,7 +733,7 @@
     <w:p>
       <w:pPr>
         <w:spacing w:before="20" w:after="20"/>
-        <w:ind w:left="720"/>
+        <w:ind w:left="0"/>
       </w:pPr>
       <w:r>
         <w:rPr>
@@ -710,8 +754,8 @@
     </w:p>
     <w:p>
       <w:pPr>
-        <w:spacing w:before="60" w:after="20"/>
-        <w:ind w:left="432"/>
+        <w:spacing w:before="40" w:after="20"/>
+        <w:ind w:left="0"/>
       </w:pPr>
       <w:r>
         <w:rPr>
@@ -734,15 +778,13 @@
     <w:p>
       <w:pPr>
         <w:spacing w:before="20" w:after="20"/>
-        <w:ind w:left="720"/>
+        <w:ind w:left="0"/>
       </w:pPr>
       <w:r>
         <w:rPr>
           <w:rFonts w:ascii="Calibri" w:hAnsi="Calibri"/>
           <w:b/>
-          <w:i/>
-          <w:color w:val="6E6E6E"/>
-          <w:sz w:val="19"/>
+          <w:i w:val="0"/>
         </w:rPr>
         <w:t xml:space="preserve">Visual: </w:t>
       </w:r>
@@ -750,9 +792,7 @@
         <w:rPr>
           <w:rFonts w:ascii="Calibri" w:hAnsi="Calibri"/>
           <w:b w:val="0"/>
-          <w:i/>
-          <w:color w:val="6E6E6E"/>
-          <w:sz w:val="19"/>
+          <w:i w:val="0"/>
         </w:rPr>
         <w:t>Juice category highlights on data table.</w:t>
       </w:r>
@@ -760,7 +800,7 @@
     <w:p>
       <w:pPr>
         <w:spacing w:before="20" w:after="20"/>
-        <w:ind w:left="720"/>
+        <w:ind w:left="0"/>
       </w:pPr>
       <w:r>
         <w:rPr>
@@ -781,8 +821,8 @@
     </w:p>
     <w:p>
       <w:pPr>
-        <w:spacing w:before="60" w:after="20"/>
-        <w:ind w:left="432"/>
+        <w:spacing w:before="40" w:after="20"/>
+        <w:ind w:left="0"/>
       </w:pPr>
       <w:r>
         <w:rPr>
@@ -805,15 +845,13 @@
     <w:p>
       <w:pPr>
         <w:spacing w:before="20" w:after="20"/>
-        <w:ind w:left="720"/>
+        <w:ind w:left="0"/>
       </w:pPr>
       <w:r>
         <w:rPr>
           <w:rFonts w:ascii="Calibri" w:hAnsi="Calibri"/>
           <w:b/>
-          <w:i/>
-          <w:color w:val="6E6E6E"/>
-          <w:sz w:val="19"/>
+          <w:i w:val="0"/>
         </w:rPr>
         <w:t xml:space="preserve">Visual: </w:t>
       </w:r>
@@ -821,9 +859,7 @@
         <w:rPr>
           <w:rFonts w:ascii="Calibri" w:hAnsi="Calibri"/>
           <w:b w:val="0"/>
-          <w:i/>
-          <w:color w:val="6E6E6E"/>
-          <w:sz w:val="19"/>
+          <w:i w:val="0"/>
         </w:rPr>
         <w:t>System demonstrates skip-counting by 5s: 5, 10, 15, 20, 25. Five groups highlight sequentially.</w:t>
       </w:r>
@@ -831,7 +867,7 @@
     <w:p>
       <w:pPr>
         <w:spacing w:before="20" w:after="20"/>
-        <w:ind w:left="720"/>
+        <w:ind w:left="0"/>
       </w:pPr>
       <w:r>
         <w:rPr>
@@ -868,9 +904,7 @@
         <w:rPr>
           <w:rFonts w:ascii="Calibri" w:hAnsi="Calibri"/>
           <w:b/>
-          <w:i/>
-          <w:color w:val="6E6E6E"/>
-          <w:sz w:val="19"/>
+          <w:i w:val="0"/>
         </w:rPr>
         <w:t xml:space="preserve">Visual: </w:t>
       </w:r>
@@ -878,9 +912,7 @@
         <w:rPr>
           <w:rFonts w:ascii="Calibri" w:hAnsi="Calibri"/>
           <w:b w:val="0"/>
-          <w:i/>
-          <w:color w:val="6E6E6E"/>
-          <w:sz w:val="19"/>
+          <w:i w:val="0"/>
         </w:rPr>
         <w:t>Data table appears showing Favorite Drinks data: Juice=25, Lemonade=20, Milk=15, Water=30.</w:t>
       </w:r>
@@ -894,9 +926,7 @@
         <w:rPr>
           <w:rFonts w:ascii="Calibri" w:hAnsi="Calibri"/>
           <w:b/>
-          <w:i/>
-          <w:color w:val="6E6E6E"/>
-          <w:sz w:val="19"/>
+          <w:i w:val="0"/>
         </w:rPr>
         <w:t xml:space="preserve">Visual: </w:t>
       </w:r>
@@ -904,9 +934,7 @@
         <w:rPr>
           <w:rFonts w:ascii="Calibri" w:hAnsi="Calibri"/>
           <w:b w:val="0"/>
-          <w:i/>
-          <w:color w:val="6E6E6E"/>
-          <w:sz w:val="19"/>
+          <w:i w:val="0"/>
         </w:rPr>
         <w:t>Vertical picture graph appears. Favorite Drinks. Juice column has 5 symbols, Lemonade has 4 symbols. Milk and Water columns empty. Key visible: each symbol = 5.</w:t>
       </w:r>
@@ -979,7 +1007,21 @@
     </w:p>
     <w:p>
       <w:pPr>
-        <w:spacing w:before="60" w:after="20"/>
+        <w:spacing w:before="80" w:after="40"/>
+        <w:ind w:left="0"/>
+      </w:pPr>
+      <w:r>
+        <w:rPr>
+          <w:rFonts w:ascii="Calibri" w:hAnsi="Calibri"/>
+          <w:b/>
+          <w:i w:val="0"/>
+        </w:rPr>
+        <w:t>Based on student response:</w:t>
+      </w:r>
+    </w:p>
+    <w:p>
+      <w:pPr>
+        <w:spacing w:before="40" w:after="20"/>
         <w:ind w:left="0"/>
       </w:pPr>
       <w:r>
@@ -1024,8 +1066,8 @@
     </w:p>
     <w:p>
       <w:pPr>
-        <w:spacing w:before="60" w:after="20"/>
-        <w:ind w:left="432"/>
+        <w:spacing w:before="40" w:after="20"/>
+        <w:ind w:left="0"/>
       </w:pPr>
       <w:r>
         <w:rPr>
@@ -1048,15 +1090,13 @@
     <w:p>
       <w:pPr>
         <w:spacing w:before="20" w:after="20"/>
-        <w:ind w:left="720"/>
+        <w:ind w:left="0"/>
       </w:pPr>
       <w:r>
         <w:rPr>
           <w:rFonts w:ascii="Calibri" w:hAnsi="Calibri"/>
           <w:b/>
-          <w:i/>
-          <w:color w:val="6E6E6E"/>
-          <w:sz w:val="19"/>
+          <w:i w:val="0"/>
         </w:rPr>
         <w:t xml:space="preserve">Visual: </w:t>
       </w:r>
@@ -1064,9 +1104,7 @@
         <w:rPr>
           <w:rFonts w:ascii="Calibri" w:hAnsi="Calibri"/>
           <w:b w:val="0"/>
-          <w:i/>
-          <w:color w:val="6E6E6E"/>
-          <w:sz w:val="19"/>
+          <w:i w:val="0"/>
         </w:rPr>
         <w:t>Water column highlights.</w:t>
       </w:r>
@@ -1074,7 +1112,7 @@
     <w:p>
       <w:pPr>
         <w:spacing w:before="20" w:after="20"/>
-        <w:ind w:left="720"/>
+        <w:ind w:left="0"/>
       </w:pPr>
       <w:r>
         <w:rPr>
@@ -1095,8 +1133,8 @@
     </w:p>
     <w:p>
       <w:pPr>
-        <w:spacing w:before="60" w:after="20"/>
-        <w:ind w:left="432"/>
+        <w:spacing w:before="40" w:after="20"/>
+        <w:ind w:left="0"/>
       </w:pPr>
       <w:r>
         <w:rPr>
@@ -1119,15 +1157,13 @@
     <w:p>
       <w:pPr>
         <w:spacing w:before="20" w:after="20"/>
-        <w:ind w:left="720"/>
+        <w:ind w:left="0"/>
       </w:pPr>
       <w:r>
         <w:rPr>
           <w:rFonts w:ascii="Calibri" w:hAnsi="Calibri"/>
           <w:b/>
-          <w:i/>
-          <w:color w:val="6E6E6E"/>
-          <w:sz w:val="19"/>
+          <w:i w:val="0"/>
         </w:rPr>
         <w:t xml:space="preserve">Visual: </w:t>
       </w:r>
@@ -1135,9 +1171,7 @@
         <w:rPr>
           <w:rFonts w:ascii="Calibri" w:hAnsi="Calibri"/>
           <w:b w:val="0"/>
-          <w:i/>
-          <w:color w:val="6E6E6E"/>
-          <w:sz w:val="19"/>
+          <w:i w:val="0"/>
         </w:rPr>
         <w:t>Milk column highlights.</w:t>
       </w:r>
@@ -1145,7 +1179,7 @@
     <w:p>
       <w:pPr>
         <w:spacing w:before="20" w:after="20"/>
-        <w:ind w:left="720"/>
+        <w:ind w:left="0"/>
       </w:pPr>
       <w:r>
         <w:rPr>
@@ -1166,8 +1200,8 @@
     </w:p>
     <w:p>
       <w:pPr>
-        <w:spacing w:before="60" w:after="20"/>
-        <w:ind w:left="432"/>
+        <w:spacing w:before="40" w:after="20"/>
+        <w:ind w:left="0"/>
       </w:pPr>
       <w:r>
         <w:rPr>
@@ -1190,7 +1224,7 @@
     <w:p>
       <w:pPr>
         <w:spacing w:before="20" w:after="20"/>
-        <w:ind w:left="720"/>
+        <w:ind w:left="0"/>
       </w:pPr>
       <w:r>
         <w:rPr>
@@ -1211,8 +1245,8 @@
     </w:p>
     <w:p>
       <w:pPr>
-        <w:spacing w:before="60" w:after="20"/>
-        <w:ind w:left="432"/>
+        <w:spacing w:before="40" w:after="20"/>
+        <w:ind w:left="0"/>
       </w:pPr>
       <w:r>
         <w:rPr>
@@ -1235,15 +1269,13 @@
     <w:p>
       <w:pPr>
         <w:spacing w:before="20" w:after="20"/>
-        <w:ind w:left="720"/>
+        <w:ind w:left="0"/>
       </w:pPr>
       <w:r>
         <w:rPr>
           <w:rFonts w:ascii="Calibri" w:hAnsi="Calibri"/>
           <w:b/>
-          <w:i/>
-          <w:color w:val="6E6E6E"/>
-          <w:sz w:val="19"/>
+          <w:i w:val="0"/>
         </w:rPr>
         <w:t xml:space="preserve">Visual: </w:t>
       </w:r>
@@ -1251,9 +1283,7 @@
         <w:rPr>
           <w:rFonts w:ascii="Calibri" w:hAnsi="Calibri"/>
           <w:b w:val="0"/>
-          <w:i/>
-          <w:color w:val="6E6E6E"/>
-          <w:sz w:val="19"/>
+          <w:i w:val="0"/>
         </w:rPr>
         <w:t>Milk and Water columns highlight.</w:t>
       </w:r>
@@ -1261,7 +1291,7 @@
     <w:p>
       <w:pPr>
         <w:spacing w:before="20" w:after="20"/>
-        <w:ind w:left="720"/>
+        <w:ind w:left="0"/>
       </w:pPr>
       <w:r>
         <w:rPr>
@@ -1282,8 +1312,8 @@
     </w:p>
     <w:p>
       <w:pPr>
-        <w:spacing w:before="60" w:after="20"/>
-        <w:ind w:left="432"/>
+        <w:spacing w:before="40" w:after="20"/>
+        <w:ind w:left="0"/>
       </w:pPr>
       <w:r>
         <w:rPr>
@@ -1306,15 +1336,13 @@
     <w:p>
       <w:pPr>
         <w:spacing w:before="20" w:after="20"/>
-        <w:ind w:left="720"/>
+        <w:ind w:left="0"/>
       </w:pPr>
       <w:r>
         <w:rPr>
           <w:rFonts w:ascii="Calibri" w:hAnsi="Calibri"/>
           <w:b/>
-          <w:i/>
-          <w:color w:val="6E6E6E"/>
-          <w:sz w:val="19"/>
+          <w:i w:val="0"/>
         </w:rPr>
         <w:t xml:space="preserve">Visual: </w:t>
       </w:r>
@@ -1322,9 +1350,7 @@
         <w:rPr>
           <w:rFonts w:ascii="Calibri" w:hAnsi="Calibri"/>
           <w:b w:val="0"/>
-          <w:i/>
-          <w:color w:val="6E6E6E"/>
-          <w:sz w:val="19"/>
+          <w:i w:val="0"/>
         </w:rPr>
         <w:t>Milk column fills with 3 symbols, then Water column fills with 6 symbols.</w:t>
       </w:r>
@@ -1332,7 +1358,7 @@
     <w:p>
       <w:pPr>
         <w:spacing w:before="20" w:after="20"/>
-        <w:ind w:left="720"/>
+        <w:ind w:left="0"/>
       </w:pPr>
       <w:r>
         <w:rPr>
@@ -1369,9 +1395,7 @@
         <w:rPr>
           <w:rFonts w:ascii="Calibri" w:hAnsi="Calibri"/>
           <w:b/>
-          <w:i/>
-          <w:color w:val="6E6E6E"/>
-          <w:sz w:val="19"/>
+          <w:i w:val="0"/>
         </w:rPr>
         <w:t xml:space="preserve">Visual: </w:t>
       </w:r>
@@ -1379,9 +1403,7 @@
         <w:rPr>
           <w:rFonts w:ascii="Calibri" w:hAnsi="Calibri"/>
           <w:b w:val="0"/>
-          <w:i/>
-          <w:color w:val="6E6E6E"/>
-          <w:sz w:val="19"/>
+          <w:i w:val="0"/>
         </w:rPr>
         <w:t>Vertical picture graph appears. Favorite Drinks data. Juice has 5 symbols, Milk has 3 symbols, Water has 6 symbols, Lemonade has 4 symbols. Key: each symbol = 5 votes.</w:t>
       </w:r>
@@ -1510,7 +1532,21 @@
     </w:p>
     <w:p>
       <w:pPr>
-        <w:spacing w:before="60" w:after="20"/>
+        <w:spacing w:before="80" w:after="40"/>
+        <w:ind w:left="0"/>
+      </w:pPr>
+      <w:r>
+        <w:rPr>
+          <w:rFonts w:ascii="Calibri" w:hAnsi="Calibri"/>
+          <w:b/>
+          <w:i w:val="0"/>
+        </w:rPr>
+        <w:t>Based on student response:</w:t>
+      </w:r>
+    </w:p>
+    <w:p>
+      <w:pPr>
+        <w:spacing w:before="40" w:after="20"/>
         <w:ind w:left="0"/>
       </w:pPr>
       <w:r>
@@ -1540,9 +1576,7 @@
         <w:rPr>
           <w:rFonts w:ascii="Calibri" w:hAnsi="Calibri"/>
           <w:b/>
-          <w:i/>
-          <w:color w:val="6E6E6E"/>
-          <w:sz w:val="19"/>
+          <w:i w:val="0"/>
         </w:rPr>
         <w:t xml:space="preserve">Visual: </w:t>
       </w:r>
@@ -1550,9 +1584,7 @@
         <w:rPr>
           <w:rFonts w:ascii="Calibri" w:hAnsi="Calibri"/>
           <w:b w:val="0"/>
-          <w:i/>
-          <w:color w:val="6E6E6E"/>
-          <w:sz w:val="19"/>
+          <w:i w:val="0"/>
         </w:rPr>
         <w:t>Lemonade column highlights to confirm selection.</w:t>
       </w:r>
@@ -1581,8 +1613,8 @@
     </w:p>
     <w:p>
       <w:pPr>
-        <w:spacing w:before="60" w:after="20"/>
-        <w:ind w:left="432"/>
+        <w:spacing w:before="40" w:after="20"/>
+        <w:ind w:left="0"/>
       </w:pPr>
       <w:r>
         <w:rPr>
@@ -1605,15 +1637,13 @@
     <w:p>
       <w:pPr>
         <w:spacing w:before="20" w:after="20"/>
-        <w:ind w:left="720"/>
+        <w:ind w:left="0"/>
       </w:pPr>
       <w:r>
         <w:rPr>
           <w:rFonts w:ascii="Calibri" w:hAnsi="Calibri"/>
           <w:b/>
-          <w:i/>
-          <w:color w:val="6E6E6E"/>
-          <w:sz w:val="19"/>
+          <w:i w:val="0"/>
         </w:rPr>
         <w:t xml:space="preserve">Visual: </w:t>
       </w:r>
@@ -1621,9 +1651,7 @@
         <w:rPr>
           <w:rFonts w:ascii="Calibri" w:hAnsi="Calibri"/>
           <w:b w:val="0"/>
-          <w:i/>
-          <w:color w:val="6E6E6E"/>
-          <w:sz w:val="19"/>
+          <w:i w:val="0"/>
         </w:rPr>
         <w:t>Lemonade column highlights.</w:t>
       </w:r>
@@ -1631,7 +1659,7 @@
     <w:p>
       <w:pPr>
         <w:spacing w:before="20" w:after="20"/>
-        <w:ind w:left="720"/>
+        <w:ind w:left="0"/>
       </w:pPr>
       <w:r>
         <w:rPr>
@@ -1652,8 +1680,8 @@
     </w:p>
     <w:p>
       <w:pPr>
-        <w:spacing w:before="60" w:after="20"/>
-        <w:ind w:left="432"/>
+        <w:spacing w:before="40" w:after="20"/>
+        <w:ind w:left="0"/>
       </w:pPr>
       <w:r>
         <w:rPr>
@@ -1676,15 +1704,13 @@
     <w:p>
       <w:pPr>
         <w:spacing w:before="20" w:after="20"/>
-        <w:ind w:left="720"/>
+        <w:ind w:left="0"/>
       </w:pPr>
       <w:r>
         <w:rPr>
           <w:rFonts w:ascii="Calibri" w:hAnsi="Calibri"/>
           <w:b/>
-          <w:i/>
-          <w:color w:val="6E6E6E"/>
-          <w:sz w:val="19"/>
+          <w:i w:val="0"/>
         </w:rPr>
         <w:t xml:space="preserve">Visual: </w:t>
       </w:r>
@@ -1692,9 +1718,7 @@
         <w:rPr>
           <w:rFonts w:ascii="Calibri" w:hAnsi="Calibri"/>
           <w:b w:val="0"/>
-          <w:i/>
-          <w:color w:val="6E6E6E"/>
-          <w:sz w:val="19"/>
+          <w:i w:val="0"/>
         </w:rPr>
         <w:t>Lemonade column highlights.</w:t>
       </w:r>
@@ -1702,7 +1726,7 @@
     <w:p>
       <w:pPr>
         <w:spacing w:before="20" w:after="20"/>
-        <w:ind w:left="720"/>
+        <w:ind w:left="0"/>
       </w:pPr>
       <w:r>
         <w:rPr>
@@ -1723,8 +1747,8 @@
     </w:p>
     <w:p>
       <w:pPr>
-        <w:spacing w:before="60" w:after="20"/>
-        <w:ind w:left="432"/>
+        <w:spacing w:before="40" w:after="20"/>
+        <w:ind w:left="0"/>
       </w:pPr>
       <w:r>
         <w:rPr>
@@ -1747,15 +1771,13 @@
     <w:p>
       <w:pPr>
         <w:spacing w:before="20" w:after="20"/>
-        <w:ind w:left="720"/>
+        <w:ind w:left="0"/>
       </w:pPr>
       <w:r>
         <w:rPr>
           <w:rFonts w:ascii="Calibri" w:hAnsi="Calibri"/>
           <w:b/>
-          <w:i/>
-          <w:color w:val="6E6E6E"/>
-          <w:sz w:val="19"/>
+          <w:i w:val="0"/>
         </w:rPr>
         <w:t xml:space="preserve">Visual: </w:t>
       </w:r>
@@ -1763,9 +1785,7 @@
         <w:rPr>
           <w:rFonts w:ascii="Calibri" w:hAnsi="Calibri"/>
           <w:b w:val="0"/>
-          <w:i/>
-          <w:color w:val="6E6E6E"/>
-          <w:sz w:val="19"/>
+          <w:i w:val="0"/>
         </w:rPr>
         <w:t>Lemonade column highlights.</w:t>
       </w:r>
@@ -1773,7 +1793,7 @@
     <w:p>
       <w:pPr>
         <w:spacing w:before="20" w:after="20"/>
-        <w:ind w:left="720"/>
+        <w:ind w:left="0"/>
       </w:pPr>
       <w:r>
         <w:rPr>
@@ -1794,8 +1814,8 @@
     </w:p>
     <w:p>
       <w:pPr>
-        <w:spacing w:before="60" w:after="20"/>
-        <w:ind w:left="432"/>
+        <w:spacing w:before="40" w:after="20"/>
+        <w:ind w:left="0"/>
       </w:pPr>
       <w:r>
         <w:rPr>
@@ -1818,15 +1838,13 @@
     <w:p>
       <w:pPr>
         <w:spacing w:before="20" w:after="20"/>
-        <w:ind w:left="720"/>
+        <w:ind w:left="0"/>
       </w:pPr>
       <w:r>
         <w:rPr>
           <w:rFonts w:ascii="Calibri" w:hAnsi="Calibri"/>
           <w:b/>
-          <w:i/>
-          <w:color w:val="6E6E6E"/>
-          <w:sz w:val="19"/>
+          <w:i w:val="0"/>
         </w:rPr>
         <w:t xml:space="preserve">Visual: </w:t>
       </w:r>
@@ -1834,9 +1852,7 @@
         <w:rPr>
           <w:rFonts w:ascii="Calibri" w:hAnsi="Calibri"/>
           <w:b w:val="0"/>
-          <w:i/>
-          <w:color w:val="6E6E6E"/>
-          <w:sz w:val="19"/>
+          <w:i w:val="0"/>
         </w:rPr>
         <w:t>Lemonade column highlights. System counts each symbol: 5, 10, 15, 20.</w:t>
       </w:r>
@@ -1844,7 +1860,7 @@
     <w:p>
       <w:pPr>
         <w:spacing w:before="20" w:after="20"/>
-        <w:ind w:left="720"/>
+        <w:ind w:left="0"/>
       </w:pPr>
       <w:r>
         <w:rPr>
@@ -1881,9 +1897,7 @@
         <w:rPr>
           <w:rFonts w:ascii="Calibri" w:hAnsi="Calibri"/>
           <w:b/>
-          <w:i/>
-          <w:color w:val="6E6E6E"/>
-          <w:sz w:val="19"/>
+          <w:i w:val="0"/>
         </w:rPr>
         <w:t xml:space="preserve">Visual: </w:t>
       </w:r>
@@ -1891,9 +1905,7 @@
         <w:rPr>
           <w:rFonts w:ascii="Calibri" w:hAnsi="Calibri"/>
           <w:b w:val="0"/>
-          <w:i/>
-          <w:color w:val="6E6E6E"/>
-          <w:sz w:val="19"/>
+          <w:i w:val="0"/>
         </w:rPr>
         <w:t>Vertical picture graph appears. Favorite Drinks data. Juice has 5 symbols, Milk has 3 symbols, Water has 6 symbols, Lemonade has 4 symbols. Key: each symbol = 5 votes.</w:t>
       </w:r>
